--- a/eng/docx/54.content.docx
+++ b/eng/docx/54.content.docx
@@ -28,49 +28,15 @@
       </w:r>
     </w:p>
     <w:p>
-      <w:pPr>
-        <w:pStyle w:val="Heading2"/>
-      </w:pPr>
-      <w:r>
-        <w:rPr>
-          <w:lang w:val="en_US" w:bidi="en_US"/>
-        </w:rPr>
-        <w:t>License Information</w:t>
-      </w:r>
-      <w:r>
-        <w:rPr>
-          <w:lang w:val="en_US" w:bidi="en_US"/>
-        </w:rPr>
-      </w:r>
-    </w:p>
-    <w:p>
-      <w:pPr/>
-      <w:r>
-        <w:rPr>
-          <w:lang w:val="en_US" w:bidi="en_US"/>
-        </w:rPr>
-      </w:r>
-      <w:r>
-        <w:rPr>
-          <w:b/>
-          <w:lang w:val="en_US" w:bidi="en_US"/>
-        </w:rPr>
-        <w:t>Translation Notes (unfoldingWord)</w:t>
-      </w:r>
-      <w:r>
-        <w:rPr>
-          <w:lang w:val="en_US" w:bidi="en_US"/>
-        </w:rPr>
-        <w:t xml:space="preserve"> is based on</w:t>
-      </w:r>
-      <w:r>
-        <w:rPr>
-          <w:lang w:val="en_US" w:bidi="en_US"/>
-        </w:rPr>
-        <w:t xml:space="preserve">: </w:t>
-      </w:r>
-      <w:r>
-        <w:rPr>
+      <w:pPr/>
+      <w:r>
+        <w:rPr>
+          <w:lang w:val="en_US" w:bidi="en_US"/>
+        </w:rPr>
+      </w:r>
+      <w:r>
+        <w:rPr>
+          <w:b/>
           <w:lang w:val="en_US" w:bidi="en_US"/>
         </w:rPr>
         <w:t>unfoldingWord® Translation Notes</w:t>
@@ -79,62 +45,31 @@
         <w:rPr>
           <w:lang w:val="en_US" w:bidi="en_US"/>
         </w:rPr>
-        <w:t xml:space="preserve">, </w:t>
-      </w:r>
-      <w:hyperlink r:id="rId13">
-        <w:r>
-          <w:rPr>
-            <w:lang w:val="en_US" w:bidi="en_US"/>
-          </w:rPr>
-          <w:rPr>
-            <w:color w:val="0000EE"/>
-            <w:u w:val="single"/>
-          </w:rPr>
-          <w:t>unfoldingWord</w:t>
-        </w:r>
-      </w:hyperlink>
-      <w:r>
-        <w:rPr>
-          <w:lang w:val="en_US" w:bidi="en_US"/>
-        </w:rPr>
-        <w:t xml:space="preserve">, 2022, which is licensed under a </w:t>
-      </w:r>
-      <w:hyperlink r:id="rId14">
-        <w:r>
-          <w:rPr>
-            <w:lang w:val="en_US" w:bidi="en_US"/>
-          </w:rPr>
-          <w:rPr>
-            <w:color w:val="0000EE"/>
-            <w:u w:val="single"/>
-          </w:rPr>
-          <w:t>CC BY-SA 4.0 license</w:t>
-        </w:r>
-      </w:hyperlink>
-      <w:r>
-        <w:rPr>
-          <w:lang w:val="en_US" w:bidi="en_US"/>
-        </w:rPr>
-        <w:t>.</w:t>
-      </w:r>
-      <w:r>
-        <w:rPr>
-          <w:lang w:val="en_US" w:bidi="en_US"/>
-        </w:rPr>
-      </w:r>
-    </w:p>
-    <w:p>
-      <w:pPr/>
-      <w:r>
-        <w:rPr>
-          <w:lang w:val="en_US" w:bidi="en_US"/>
-        </w:rPr>
-      </w:r>
-      <w:r>
-        <w:rPr>
-          <w:lang w:val="en_US" w:bidi="en_US"/>
-        </w:rPr>
-        <w:t>This PDF version is provided under the same license.</w:t>
+        <w:t xml:space="preserve"> © 2022 unfoldingWord. Released under CC BY-SA 4.0 license. </w:t>
+      </w:r>
+      <w:r>
+        <w:rPr>
+          <w:lang w:val="en_US" w:bidi="en_US"/>
+        </w:rPr>
+        <w:t>unfoldingWord® Translation Notes</w:t>
+      </w:r>
+      <w:r>
+        <w:rPr>
+          <w:lang w:val="en_US" w:bidi="en_US"/>
+        </w:rPr>
+        <w:t xml:space="preserve"> has been adapted in the following languages: Tok Pisin, Arabic (عربي), French (Français), Hindi (हिंदी), Indonesian (Bahasa Indonesia), Portuguese (Português), Russian (Русский), Spanish (Español), Swahili (Kiswahili), and Simplified Chinese (简体中文) from </w:t>
+      </w:r>
+      <w:r>
+        <w:rPr>
+          <w:lang w:val="en_US" w:bidi="en_US"/>
+        </w:rPr>
+        <w:t>unfoldingWord® Translation Notes</w:t>
+      </w:r>
+      <w:r>
+        <w:rPr>
+          <w:lang w:val="en_US" w:bidi="en_US"/>
+        </w:rPr>
+        <w:t xml:space="preserve"> © 2022 unfoldingWord. Released under CC BY-SA 4.0 license by Mission Mutual</w:t>
       </w:r>
       <w:r>
         <w:rPr>
@@ -2089,7 +2024,7 @@
         </w:rPr>
         <w:t xml:space="preserve">, “your,” and “yourself” refer to Timothy and so are singular. A note will discuss the one exception in </w:t>
       </w:r>
-      <w:hyperlink r:id="rId15">
+      <w:hyperlink r:id="rId13">
         <w:r>
           <w:rPr>
             <w:lang w:val="en_US" w:bidi="en_US"/>
@@ -3504,7 +3439,7 @@
         </w:rPr>
         <w:t xml:space="preserve"> refers to what Paul has instructed Timothy to tell the “certain ones” in Ephesus (see </w:t>
       </w:r>
-      <w:hyperlink r:id="rId16">
+      <w:hyperlink r:id="rId14">
         <w:r>
           <w:rPr>
             <w:lang w:val="en_US" w:bidi="en_US"/>
@@ -4103,7 +4038,7 @@
         </w:rPr>
         <w:t xml:space="preserve"> refers to the pure heart, good conscience, and sincere faith in </w:t>
       </w:r>
-      <w:hyperlink r:id="rId17">
+      <w:hyperlink r:id="rId15">
         <w:r>
           <w:rPr>
             <w:lang w:val="en_US" w:bidi="en_US"/>
@@ -5002,7 +4937,7 @@
         </w:rPr>
         <w:t xml:space="preserve"> in </w:t>
       </w:r>
-      <w:hyperlink r:id="rId18">
+      <w:hyperlink r:id="rId16">
         <w:r>
           <w:rPr>
             <w:lang w:val="en_US" w:bidi="en_US"/>
@@ -5392,7 +5327,7 @@
         </w:rPr>
         <w:t xml:space="preserve"> introduces a reason why Paul and other believers know that “the law if good” (see </w:t>
       </w:r>
-      <w:hyperlink r:id="rId19">
+      <w:hyperlink r:id="rId17">
         <w:r>
           <w:rPr>
             <w:lang w:val="en_US" w:bidi="en_US"/>
@@ -10593,7 +10528,7 @@
         </w:rPr>
         <w:t xml:space="preserve"> in a sequence. See how you expressed the idea in </w:t>
       </w:r>
-      <w:hyperlink r:id="rId20">
+      <w:hyperlink r:id="rId18">
         <w:r>
           <w:rPr>
             <w:lang w:val="en_US" w:bidi="en_US"/>
@@ -11440,7 +11375,7 @@
         </w:rPr>
         <w:t xml:space="preserve">. The ULT follows that reading. Other ancient manuscripts read “the only wise God.” It is likely that the people who copied these manuscripts accidentally or intentionally included the word “wise” here because of the similar phrase “the only wise God” in </w:t>
       </w:r>
-      <w:hyperlink r:id="rId21">
+      <w:hyperlink r:id="rId19">
         <w:r>
           <w:rPr>
             <w:lang w:val="en_US" w:bidi="en_US"/>
@@ -11804,7 +11739,7 @@
         </w:rPr>
         <w:t xml:space="preserve"> could refer to: (1) the command that Paul gave to Timothy in </w:t>
       </w:r>
-      <w:hyperlink r:id="rId22">
+      <w:hyperlink r:id="rId20">
         <w:r>
           <w:rPr>
             <w:lang w:val="en_US" w:bidi="en_US"/>
@@ -12057,7 +11992,7 @@
         </w:rPr>
         <w:t xml:space="preserve">. Paul means that he is Timothy’s spiritual father, and Paul loves Timothy in the way a father loves his child. See how you expressed the similar idea in </w:t>
       </w:r>
-      <w:hyperlink r:id="rId23">
+      <w:hyperlink r:id="rId21">
         <w:r>
           <w:rPr>
             <w:lang w:val="en_US" w:bidi="en_US"/>
@@ -12793,7 +12728,7 @@
         </w:rPr>
         <w:t xml:space="preserve"> is one that does not convict a person of doing anything wrong. If it would be helpful in your language, you could use a comparable phrase or state the meaning plainly. See how you translated this phrase in </w:t>
       </w:r>
-      <w:hyperlink r:id="rId17">
+      <w:hyperlink r:id="rId15">
         <w:r>
           <w:rPr>
             <w:lang w:val="en_US" w:bidi="en_US"/>
@@ -15174,7 +15109,7 @@
         </w:rPr>
         <w:t xml:space="preserve"> refers to praying as Paul has urged in </w:t>
       </w:r>
-      <w:hyperlink r:id="rId24">
+      <w:hyperlink r:id="rId22">
         <w:r>
           <w:rPr>
             <w:lang w:val="en_US" w:bidi="en_US"/>
@@ -15799,7 +15734,7 @@
         </w:rPr>
         <w:t xml:space="preserve"> could primarily introduce: (1) a further description of God, who is “our Savior” (see </w:t>
       </w:r>
-      <w:hyperlink r:id="rId25">
+      <w:hyperlink r:id="rId23">
         <w:r>
           <w:rPr>
             <w:lang w:val="en_US" w:bidi="en_US"/>
@@ -15817,7 +15752,7 @@
         </w:rPr>
         <w:t xml:space="preserve">). Alternate translation: “he who” (2) a reason why praying for all people is “good and acceptable” to God (see </w:t>
       </w:r>
-      <w:hyperlink r:id="rId25">
+      <w:hyperlink r:id="rId23">
         <w:r>
           <w:rPr>
             <w:lang w:val="en_US" w:bidi="en_US"/>
@@ -18890,7 +18825,7 @@
         </w:rPr>
         <w:t xml:space="preserve"> introduces a further development of what Paul has said about praying for people in </w:t>
       </w:r>
-      <w:hyperlink r:id="rId26">
+      <w:hyperlink r:id="rId24">
         <w:r>
           <w:rPr>
             <w:lang w:val="en_US" w:bidi="en_US"/>
@@ -21167,7 +21102,7 @@
         </w:rPr>
         <w:t xml:space="preserve"> could describe: (1) learning unobtrusively and peacefully. Paul used a similar word (“quiet”) in </w:t>
       </w:r>
-      <w:hyperlink r:id="rId27">
+      <w:hyperlink r:id="rId25">
         <w:r>
           <w:rPr>
             <w:lang w:val="en_US" w:bidi="en_US"/>
@@ -21792,7 +21727,7 @@
         </w:rPr>
         <w:t xml:space="preserve"> represents Christian women in general, not one particular woman. See how you expressed the idea in </w:t>
       </w:r>
-      <w:hyperlink r:id="rId28">
+      <w:hyperlink r:id="rId26">
         <w:r>
           <w:rPr>
             <w:lang w:val="en_US" w:bidi="en_US"/>
@@ -21921,7 +21856,7 @@
         </w:rPr>
         <w:t xml:space="preserve">Here, just as in </w:t>
       </w:r>
-      <w:hyperlink r:id="rId28">
+      <w:hyperlink r:id="rId26">
         <w:r>
           <w:rPr>
             <w:lang w:val="en_US" w:bidi="en_US"/>
@@ -21965,7 +21900,7 @@
         </w:rPr>
         <w:t xml:space="preserve"> refers generally to any male believer. Alternate translation: “women who believe … men who believe” (2) specifically to any woman who is married. This is indicated by the switch from the plural “women” in </w:t>
       </w:r>
-      <w:hyperlink r:id="rId29">
+      <w:hyperlink r:id="rId27">
         <w:r>
           <w:rPr>
             <w:lang w:val="en_US" w:bidi="en_US"/>
@@ -21983,7 +21918,7 @@
         </w:rPr>
         <w:t xml:space="preserve"> to the singular “woman” in </w:t>
       </w:r>
-      <w:hyperlink r:id="rId28">
+      <w:hyperlink r:id="rId26">
         <w:r>
           <w:rPr>
             <w:lang w:val="en_US" w:bidi="en_US"/>
@@ -22432,7 +22367,7 @@
         </w:rPr>
         <w:t xml:space="preserve">Here, just as in </w:t>
       </w:r>
-      <w:hyperlink r:id="rId28">
+      <w:hyperlink r:id="rId26">
         <w:r>
           <w:rPr>
             <w:lang w:val="en_US" w:bidi="en_US"/>
@@ -22463,7 +22398,7 @@
         </w:rPr>
         <w:t xml:space="preserve"> could describe: (1) being unobtrusive and peaceful. Paul used a similar word (“quiet”) in </w:t>
       </w:r>
-      <w:hyperlink r:id="rId27">
+      <w:hyperlink r:id="rId25">
         <w:r>
           <w:rPr>
             <w:lang w:val="en_US" w:bidi="en_US"/>
@@ -22801,7 +22736,7 @@
         </w:rPr>
         <w:t xml:space="preserve">Here Paul refers to a story found in </w:t>
       </w:r>
-      <w:hyperlink r:id="rId30">
+      <w:hyperlink r:id="rId28">
         <w:r>
           <w:rPr>
             <w:lang w:val="en_US" w:bidi="en_US"/>
@@ -23139,7 +23074,7 @@
         </w:rPr>
         <w:t xml:space="preserve">Here Paul refers to a story found in </w:t>
       </w:r>
-      <w:hyperlink r:id="rId31">
+      <w:hyperlink r:id="rId29">
         <w:r>
           <w:rPr>
             <w:lang w:val="en_US" w:bidi="en_US"/>
@@ -24912,7 +24847,7 @@
         </w:rPr>
         <w:t xml:space="preserve">Here, just as in </w:t>
       </w:r>
-      <w:hyperlink r:id="rId20">
+      <w:hyperlink r:id="rId18">
         <w:r>
           <w:rPr>
             <w:lang w:val="en_US" w:bidi="en_US"/>
@@ -29666,7 +29601,7 @@
         </w:rPr>
         <w:t xml:space="preserve"> is one that does not convict a person of doing anything wrong. If it would be helpful in your language, you could use a comparable phrase or state the meaning plainly. See how you translated the similar phrases in </w:t>
       </w:r>
-      <w:hyperlink r:id="rId17">
+      <w:hyperlink r:id="rId15">
         <w:r>
           <w:rPr>
             <w:lang w:val="en_US" w:bidi="en_US"/>
@@ -29684,7 +29619,7 @@
         </w:rPr>
         <w:t xml:space="preserve"> and </w:t>
       </w:r>
-      <w:hyperlink r:id="rId32">
+      <w:hyperlink r:id="rId30">
         <w:r>
           <w:rPr>
             <w:lang w:val="en_US" w:bidi="en_US"/>
@@ -30655,7 +30590,7 @@
         </w:rPr>
         <w:t xml:space="preserve">Paul used a very similar phrase in </w:t>
       </w:r>
-      <w:hyperlink r:id="rId33">
+      <w:hyperlink r:id="rId31">
         <w:r>
           <w:rPr>
             <w:lang w:val="en_US" w:bidi="en_US"/>
@@ -31064,7 +30999,7 @@
         </w:rPr>
         <w:t xml:space="preserve"> introduces a reason why deacons should be the kind of people that Paul has described in </w:t>
       </w:r>
-      <w:hyperlink r:id="rId34">
+      <w:hyperlink r:id="rId32">
         <w:r>
           <w:rPr>
             <w:lang w:val="en_US" w:bidi="en_US"/>
@@ -31206,7 +31141,7 @@
         </w:rPr>
         <w:t xml:space="preserve"> could refer: (1) just to the deacons, whom Paul has discussed in </w:t>
       </w:r>
-      <w:hyperlink r:id="rId34">
+      <w:hyperlink r:id="rId32">
         <w:r>
           <w:rPr>
             <w:lang w:val="en_US" w:bidi="en_US"/>
@@ -31224,7 +31159,7 @@
         </w:rPr>
         <w:t xml:space="preserve">. Alternate translation: “the deacons who have served” (2) both to the deacons and to the overseers, whom he has discussed in </w:t>
       </w:r>
-      <w:hyperlink r:id="rId35">
+      <w:hyperlink r:id="rId33">
         <w:r>
           <w:rPr>
             <w:lang w:val="en_US" w:bidi="en_US"/>
@@ -38481,7 +38416,7 @@
         </w:rPr>
         <w:t xml:space="preserve"> contains the thanksgiving he referred to in </w:t>
       </w:r>
-      <w:hyperlink r:id="rId36">
+      <w:hyperlink r:id="rId34">
         <w:r>
           <w:rPr>
             <w:lang w:val="en_US" w:bidi="en_US"/>
@@ -38708,7 +38643,7 @@
         </w:rPr>
         <w:t xml:space="preserve"> could refer to the instructions that Paul has given in </w:t>
       </w:r>
-      <w:hyperlink r:id="rId37">
+      <w:hyperlink r:id="rId35">
         <w:r>
           <w:rPr>
             <w:lang w:val="en_US" w:bidi="en_US"/>
@@ -38726,7 +38661,7 @@
         </w:rPr>
         <w:t xml:space="preserve">, </w:t>
       </w:r>
-      <w:hyperlink r:id="rId38">
+      <w:hyperlink r:id="rId36">
         <w:r>
           <w:rPr>
             <w:lang w:val="en_US" w:bidi="en_US"/>
@@ -40010,7 +39945,7 @@
         </w:rPr>
         <w:t xml:space="preserve"> in contrast to how he should treat “the good teaching” (</w:t>
       </w:r>
-      <w:hyperlink r:id="rId39">
+      <w:hyperlink r:id="rId37">
         <w:r>
           <w:rPr>
             <w:lang w:val="en_US" w:bidi="en_US"/>
@@ -40289,7 +40224,7 @@
         </w:rPr>
         <w:t xml:space="preserve"> refers to a certain kind of story that is generally considered to be untrustworthy. This kind of story is often about what important people did a long time ago. Often, many people in a culture know these stories but do not consider them to be reliable historical narratives. See how you translated this word in </w:t>
       </w:r>
-      <w:hyperlink r:id="rId40">
+      <w:hyperlink r:id="rId38">
         <w:r>
           <w:rPr>
             <w:lang w:val="en_US" w:bidi="en_US"/>
@@ -41721,7 +41656,7 @@
         </w:rPr>
         <w:t xml:space="preserve">This verse is identical to the first clause in </w:t>
       </w:r>
-      <w:hyperlink r:id="rId20">
+      <w:hyperlink r:id="rId18">
         <w:r>
           <w:rPr>
             <w:lang w:val="en_US" w:bidi="en_US"/>
@@ -41830,7 +41765,7 @@
         </w:rPr>
         <w:t xml:space="preserve"> could refer: (1) ahead to what Paul is about to write in </w:t>
       </w:r>
-      <w:hyperlink r:id="rId41">
+      <w:hyperlink r:id="rId39">
         <w:r>
           <w:rPr>
             <w:lang w:val="en_US" w:bidi="en_US"/>
@@ -41848,7 +41783,7 @@
         </w:rPr>
         <w:t xml:space="preserve">. Alternate translation: “The following word” (2) back to what Paul wrote in </w:t>
       </w:r>
-      <w:hyperlink r:id="rId42">
+      <w:hyperlink r:id="rId40">
         <w:r>
           <w:rPr>
             <w:lang w:val="en_US" w:bidi="en_US"/>
@@ -41977,7 +41912,7 @@
         </w:rPr>
         <w:t xml:space="preserve"> introduces a reason why the statement is trustworthy and should be accepted (see </w:t>
       </w:r>
-      <w:hyperlink r:id="rId43">
+      <w:hyperlink r:id="rId41">
         <w:r>
           <w:rPr>
             <w:lang w:val="en_US" w:bidi="en_US"/>
@@ -42119,7 +42054,7 @@
         </w:rPr>
         <w:t xml:space="preserve"> could refer: (1) to what Paul is about to say in the rest of this verse about hoping in God. Alternate translation: “the reason why we toil and struggle is this, that” (2) to what Paul said in </w:t>
       </w:r>
-      <w:hyperlink r:id="rId42">
+      <w:hyperlink r:id="rId40">
         <w:r>
           <w:rPr>
             <w:lang w:val="en_US" w:bidi="en_US"/>
@@ -42483,7 +42418,7 @@
         </w:rPr>
         <w:t xml:space="preserve"> identifies God as the one who “lives.” The primary point is that God actually “lives,” unlike idols and other things that people call “god.” See how you translated this phrase in </w:t>
       </w:r>
-      <w:hyperlink r:id="rId44">
+      <w:hyperlink r:id="rId42">
         <w:r>
           <w:rPr>
             <w:lang w:val="en_US" w:bidi="en_US"/>
@@ -42886,7 +42821,7 @@
         </w:rPr>
         <w:t xml:space="preserve"> could refer to the instructions that Paul has given in </w:t>
       </w:r>
-      <w:hyperlink r:id="rId45">
+      <w:hyperlink r:id="rId43">
         <w:r>
           <w:rPr>
             <w:lang w:val="en_US" w:bidi="en_US"/>
@@ -42904,7 +42839,7 @@
         </w:rPr>
         <w:t xml:space="preserve">, </w:t>
       </w:r>
-      <w:hyperlink r:id="rId46">
+      <w:hyperlink r:id="rId44">
         <w:r>
           <w:rPr>
             <w:lang w:val="en_US" w:bidi="en_US"/>
@@ -44711,7 +44646,7 @@
         </w:rPr>
         <w:t xml:space="preserve"> could refer to the instructions that Paul has given in </w:t>
       </w:r>
-      <w:hyperlink r:id="rId47">
+      <w:hyperlink r:id="rId45">
         <w:r>
           <w:rPr>
             <w:lang w:val="en_US" w:bidi="en_US"/>
@@ -44729,7 +44664,7 @@
         </w:rPr>
         <w:t xml:space="preserve">, </w:t>
       </w:r>
-      <w:hyperlink r:id="rId48">
+      <w:hyperlink r:id="rId46">
         <w:r>
           <w:rPr>
             <w:lang w:val="en_US" w:bidi="en_US"/>
@@ -45524,7 +45459,7 @@
         </w:rPr>
         <w:t xml:space="preserve"> could refer to: (1) “these things” in </w:t>
       </w:r>
-      <w:hyperlink r:id="rId49">
+      <w:hyperlink r:id="rId47">
         <w:r>
           <w:rPr>
             <w:lang w:val="en_US" w:bidi="en_US"/>
@@ -48661,7 +48596,7 @@
         </w:rPr>
         <w:t xml:space="preserve"> he is particularly referring to. As in </w:t>
       </w:r>
-      <w:hyperlink r:id="rId50">
+      <w:hyperlink r:id="rId48">
         <w:r>
           <w:rPr>
             <w:lang w:val="en_US" w:bidi="en_US"/>
@@ -49527,7 +49462,7 @@
         </w:rPr>
         <w:t xml:space="preserve"> refers to the instructions about widows and their families in the preceding verses (see </w:t>
       </w:r>
-      <w:hyperlink r:id="rId51">
+      <w:hyperlink r:id="rId49">
         <w:r>
           <w:rPr>
             <w:lang w:val="en_US" w:bidi="en_US"/>
@@ -49558,7 +49493,7 @@
         </w:rPr>
         <w:t xml:space="preserve"> because he earlier told Timothy to “command” other things (see </w:t>
       </w:r>
-      <w:hyperlink r:id="rId52">
+      <w:hyperlink r:id="rId50">
         <w:r>
           <w:rPr>
             <w:lang w:val="en_US" w:bidi="en_US"/>
@@ -51058,7 +50993,7 @@
         </w:rPr>
         <w:t xml:space="preserve">Paul used a very similar phrase in </w:t>
       </w:r>
-      <w:hyperlink r:id="rId33">
+      <w:hyperlink r:id="rId31">
         <w:r>
           <w:rPr>
             <w:lang w:val="en_US" w:bidi="en_US"/>
@@ -52166,7 +52101,7 @@
         </w:rPr>
         <w:t xml:space="preserve"> on the list of widows whom the church would support (see </w:t>
       </w:r>
-      <w:hyperlink r:id="rId53">
+      <w:hyperlink r:id="rId51">
         <w:r>
           <w:rPr>
             <w:lang w:val="en_US" w:bidi="en_US"/>
@@ -52393,7 +52328,7 @@
         </w:rPr>
         <w:t xml:space="preserve">Since in </w:t>
       </w:r>
-      <w:hyperlink r:id="rId54">
+      <w:hyperlink r:id="rId52">
         <w:r>
           <w:rPr>
             <w:lang w:val="en_US" w:bidi="en_US"/>
@@ -53266,7 +53201,7 @@
         </w:rPr>
         <w:t xml:space="preserve"> represents experiencing something by doing it repeatedly. If it would be helpful in your language, you could use an equivalent expression from your language or state the meaning plainly. See how you translated the similar idea in </w:t>
       </w:r>
-      <w:hyperlink r:id="rId55">
+      <w:hyperlink r:id="rId53">
         <w:r>
           <w:rPr>
             <w:lang w:val="en_US" w:bidi="en_US"/>
@@ -53630,7 +53565,7 @@
         </w:rPr>
         <w:t xml:space="preserve"> widows whom he has been speaking about in </w:t>
       </w:r>
-      <w:hyperlink r:id="rId56">
+      <w:hyperlink r:id="rId54">
         <w:r>
           <w:rPr>
             <w:lang w:val="en_US" w:bidi="en_US"/>
@@ -55065,7 +55000,7 @@
         </w:rPr>
         <w:t xml:space="preserve">Here Paul again defines the kind of widow to which he is particularly referring. As in </w:t>
       </w:r>
-      <w:hyperlink r:id="rId50">
+      <w:hyperlink r:id="rId48">
         <w:r>
           <w:rPr>
             <w:lang w:val="en_US" w:bidi="en_US"/>
@@ -56016,7 +55951,7 @@
         </w:rPr>
         <w:t xml:space="preserve">Here Paul quotes from the Old Testament Scriptures, specifically from </w:t>
       </w:r>
-      <w:hyperlink r:id="rId57">
+      <w:hyperlink r:id="rId55">
         <w:r>
           <w:rPr>
             <w:lang w:val="en_US" w:bidi="en_US"/>
@@ -56034,7 +55969,7 @@
         </w:rPr>
         <w:t xml:space="preserve">. Then he quotes something that Jesus said, which can be found in </w:t>
       </w:r>
-      <w:hyperlink r:id="rId58">
+      <w:hyperlink r:id="rId56">
         <w:r>
           <w:rPr>
             <w:lang w:val="en_US" w:bidi="en_US"/>
@@ -58054,7 +57989,7 @@
         </w:rPr>
         <w:t xml:space="preserve"> refers to the instructions that Paul has given to Timothy about how to treat elders (see </w:t>
       </w:r>
-      <w:hyperlink r:id="rId59">
+      <w:hyperlink r:id="rId57">
         <w:r>
           <w:rPr>
             <w:lang w:val="en_US" w:bidi="en_US"/>
@@ -61747,7 +61682,7 @@
         </w:rPr>
         <w:t xml:space="preserve"> refers back to the instructions that Paul has given to Timothy. These instructions could be the ones in </w:t>
       </w:r>
-      <w:hyperlink r:id="rId60">
+      <w:hyperlink r:id="rId58">
         <w:r>
           <w:rPr>
             <w:lang w:val="en_US" w:bidi="en_US"/>
@@ -61765,7 +61700,7 @@
         </w:rPr>
         <w:t xml:space="preserve">, </w:t>
       </w:r>
-      <w:hyperlink r:id="rId61">
+      <w:hyperlink r:id="rId59">
         <w:r>
           <w:rPr>
             <w:lang w:val="en_US" w:bidi="en_US"/>
@@ -61979,7 +61914,7 @@
         </w:rPr>
         <w:t xml:space="preserve">The implication is that some people were teaching different things than what Paul and Timothy taught, not that they were teaching in a different way. If it would be helpful in your language, you could make that idea more explicit. See how you expressed the similar idea in </w:t>
       </w:r>
-      <w:hyperlink r:id="rId62">
+      <w:hyperlink r:id="rId60">
         <w:r>
           <w:rPr>
             <w:lang w:val="en_US" w:bidi="en_US"/>
@@ -62297,7 +62232,7 @@
         </w:rPr>
         <w:t xml:space="preserve"> are good and reliable in every way and have no defect or corruption. If it would be helpful in your language, you could express the idea in simile form or state the meaning plainly. See how you expressed the similar phrase in </w:t>
       </w:r>
-      <w:hyperlink r:id="rId63">
+      <w:hyperlink r:id="rId61">
         <w:r>
           <w:rPr>
             <w:lang w:val="en_US" w:bidi="en_US"/>
@@ -62896,7 +62831,7 @@
         </w:rPr>
         <w:t xml:space="preserve"> by air. If it would be helpful in your language, you could use a comparable figure of speech or state the meaning plainly. See how you expressed the idea in </w:t>
       </w:r>
-      <w:hyperlink r:id="rId64">
+      <w:hyperlink r:id="rId62">
         <w:r>
           <w:rPr>
             <w:lang w:val="en_US" w:bidi="en_US"/>
@@ -64931,7 +64866,7 @@
         </w:rPr>
         <w:t xml:space="preserve"> is the same word that Paul used in </w:t>
       </w:r>
-      <w:hyperlink r:id="rId65">
+      <w:hyperlink r:id="rId63">
         <w:r>
           <w:rPr>
             <w:lang w:val="en_US" w:bidi="en_US"/>
@@ -64962,7 +64897,7 @@
         </w:rPr>
         <w:t xml:space="preserve"> here and in </w:t>
       </w:r>
-      <w:hyperlink r:id="rId65">
+      <w:hyperlink r:id="rId63">
         <w:r>
           <w:rPr>
             <w:lang w:val="en_US" w:bidi="en_US"/>
@@ -66214,7 +66149,7 @@
         </w:rPr>
         <w:t xml:space="preserve"> introduces what some people desire in contrast to those who are satisfied (see </w:t>
       </w:r>
-      <w:hyperlink r:id="rId66">
+      <w:hyperlink r:id="rId64">
         <w:r>
           <w:rPr>
             <w:lang w:val="en_US" w:bidi="en_US"/>
@@ -66591,7 +66526,7 @@
         </w:rPr>
         <w:t xml:space="preserve">. If it would be helpful in your language, you could express the idea in simile form or state the meaning plainly. See how you translated the similar figure of speech in </w:t>
       </w:r>
-      <w:hyperlink r:id="rId67">
+      <w:hyperlink r:id="rId65">
         <w:r>
           <w:rPr>
             <w:lang w:val="en_US" w:bidi="en_US"/>
@@ -70506,7 +70441,7 @@
         </w:rPr>
         <w:t xml:space="preserve"> when he gives him a command. Use a natural way in your language to express an oath. See how you expressed the similar oath formula in </w:t>
       </w:r>
-      <w:hyperlink r:id="rId68">
+      <w:hyperlink r:id="rId66">
         <w:r>
           <w:rPr>
             <w:lang w:val="en_US" w:bidi="en_US"/>
@@ -71855,7 +71790,7 @@
         </w:rPr>
         <w:t xml:space="preserve"> indicates that Jesus’ appearance will happen at an appropriate time or period of time. See how you translated this expression in </w:t>
       </w:r>
-      <w:hyperlink r:id="rId69">
+      <w:hyperlink r:id="rId67">
         <w:r>
           <w:rPr>
             <w:lang w:val="en_US" w:bidi="en_US"/>
@@ -74484,7 +74419,7 @@
         </w:rPr>
         <w:t xml:space="preserve"> age contrasts with “the present age” that Paul referred to in </w:t>
       </w:r>
-      <w:hyperlink r:id="rId70">
+      <w:hyperlink r:id="rId68">
         <w:r>
           <w:rPr>
             <w:lang w:val="en_US" w:bidi="en_US"/>
@@ -74737,7 +74672,7 @@
         </w:rPr>
         <w:t xml:space="preserve"> as if they were holding onto it firmly in their hands. If it would be helpful in your language, you could use a comparable figure of speech or state the meaning plainly. See how you expressed the similar figure of speech in </w:t>
       </w:r>
-      <w:hyperlink r:id="rId71">
+      <w:hyperlink r:id="rId69">
         <w:r>
           <w:rPr>
             <w:lang w:val="en_US" w:bidi="en_US"/>
@@ -75708,7 +75643,7 @@
         </w:rPr>
         <w:t xml:space="preserve">. If it would be helpful in your language, you could use a comparable figure of speech or state the meaning plainly. See how you translated the similar phrase in </w:t>
       </w:r>
-      <w:hyperlink r:id="rId72">
+      <w:hyperlink r:id="rId70">
         <w:r>
           <w:rPr>
             <w:lang w:val="en_US" w:bidi="en_US"/>

--- a/eng/docx/54.content.docx
+++ b/eng/docx/54.content.docx
@@ -141,13 +141,6 @@
         <w:rPr>
           <w:lang w:val="en_US" w:bidi="en_US"/>
         </w:rPr>
-      </w:r>
-      <w:r>
-        <w:rPr>
-          <w:i/>
-          <w:lang w:val="en_US" w:bidi="en_US"/>
-        </w:rPr>
-        <w:t>1 Timothy 1:1 (#1), 1 Timothy 1:1 (#2), 1 Timothy 1:1 (#3), 1 Timothy 1:1 (#4), 1 Timothy 1:1 (#5), 1 Timothy 1:1 (#6), 1 Timothy 1:2 (#1), 1 Timothy 1:2 (#2), 1 Timothy 1:2 (#3), 1 Timothy 1:2 (#4), 1 Timothy 1:2 (#5), 1 Timothy 1:2 (#6), 1 Timothy 1:2 (#7), 1 Timothy 1:3 (#1), 1 Timothy 1:3 (#2), 1 Timothy 1:3 (#3), 1 Timothy 1:3 (#4), 1 Timothy 1:3–4 (#1), 1 Timothy 1:4 (#1), 1 Timothy 1:4 (#2), 1 Timothy 1:4 (#3), 1 Timothy 1:4 (#4), 1 Timothy 1:4 (#5), 1 Timothy 1:4 (#6), 1 Timothy 1:4 (#7), 1 Timothy 1:4 (#8), 1 Timothy 1:5 (#1), 1 Timothy 1:5 (#2), 1 Timothy 1:5 (#3), 1 Timothy 1:5 (#4), 1 Timothy 1:5 (#5), 1 Timothy 1:5 (#6), 1 Timothy 1:6 (#1), 1 Timothy 1:6 (#2), 1 Timothy 1:6 (#3), 1 Timothy 1:7 (#1), 1 Timothy 1:7 (#2), 1 Timothy 1:7 (#3), 1 Timothy 1:8 (#1), 1 Timothy 1:8 (#2), 1 Timothy 1:8 (#3), 1 Timothy 1:9 (#1), 1 Timothy 1:9 (#2), 1 Timothy 1:9 (#3), 1 Timothy 1:9 (#4), 1 Timothy 1:9 (#5), 1 Timothy 1:9 (#6), 1 Timothy 1:9 (#7), 1 Timothy 1:10 (#1), 1 Timothy 1:10 (#2), 1 Timothy 1:10 (#3), 1 Timothy 1:10 (#4), 1 Timothy 1:10 (#5), 1 Timothy 1:11 (#1), 1 Timothy 1:11 (#2), 1 Timothy 1:11 (#3), 1 Timothy 1:11 (#4), 1 Timothy 1:12 (#1), 1 Timothy 1:12 (#2), 1 Timothy 1:12 (#3), 1 Timothy 1:12 (#4), 1 Timothy 1:13 (#1), 1 Timothy 1:13 (#2), 1 Timothy 1:13 (#3), 1 Timothy 1:13 (#4), 1 Timothy 1:13 (#5), 1 Timothy 1:13 (#6), 1 Timothy 1:13 (#7), 1 Timothy 1:13 (#8), 1 Timothy 1:13 (#9), 1 Timothy 1:14 (#1), 1 Timothy 1:14 (#2), 1 Timothy 1:14 (#3), 1 Timothy 1:14 (#4), 1 Timothy 1:14 (#5), 1 Timothy 1:14 (#6), 1 Timothy 1:14 (#7), 1 Timothy 1:15 (#1), 1 Timothy 1:15 (#2), 1 Timothy 1:15 (#3), 1 Timothy 1:15 (#4), 1 Timothy 1:15 (#5), 1 Timothy 1:15 (#6), 1 Timothy 1:15 (#7), 1 Timothy 1:16 (#1), 1 Timothy 1:16 (#2), 1 Timothy 1:16 (#3), 1 Timothy 1:16 (#4), 1 Timothy 1:16 (#5), 1 Timothy 1:16 (#6), 1 Timothy 1:16 (#7), 1 Timothy 1:17 (#1), 1 Timothy 1:17 (#2), 1 Timothy 1:17 (#3), 1 Timothy 1:17 (#4), 1 Timothy 1:17 (#5), 1 Timothy 1:17 (#6), 1 Timothy 1:18 (#1), 1 Timothy 1:18 (#2), 1 Timothy 1:18 (#3), 1 Timothy 1:18 (#4), 1 Timothy 1:18 (#5), 1 Timothy 1:18 (#6), 1 Timothy 1:18 (#7), 1 Timothy 1:19 (#1), 1 Timothy 1:19 (#2), 1 Timothy 1:19 (#3), 1 Timothy 1:19 (#4), 1 Timothy 1:19 (#5), 1 Timothy 1:19 (#6), 1 Timothy 1:19 (#7), 1 Timothy 1:20 (#1), 1 Timothy 1:20 (#2), 1 Timothy 1:20 (#3), 1 Timothy 2:1 (#1), 1 Timothy 2:1 (#2), 1 Timothy 2:1 (#3), 1 Timothy 2:1 (#4), 1 Timothy 2:1 (#5), 1 Timothy 2:1 (#6), 1 Timothy 2:1 (#7), 1 Timothy 2:2 (#1), 1 Timothy 2:2 (#2), 1 Timothy 2:2 (#3), 1 Timothy 2:2 (#4), 1 Timothy 2:3 (#1), 1 Timothy 2:3 (#2), 1 Timothy 2:3 (#3), 1 Timothy 2:3 (#4), 1 Timothy 2:3 (#5), 1 Timothy 2:4 (#1), 1 Timothy 2:4 (#2), 1 Timothy 2:4 (#3), 1 Timothy 2:4 (#4), 1 Timothy 2:4 (#5), 1 Timothy 2:5 (#1), 1 Timothy 2:5 (#2), 1 Timothy 2:5 (#3), 1 Timothy 2:5 (#4), 1 Timothy 2:6 (#1), 1 Timothy 2:6 (#2), 1 Timothy 2:6 (#3), 1 Timothy 2:6 (#4), 1 Timothy 2:6 (#5), 1 Timothy 2:6 (#6), 1 Timothy 2:7 (#1), 1 Timothy 2:7 (#2), 1 Timothy 2:7 (#3), 1 Timothy 2:7 (#4), 1 Timothy 2:7 (#5), 1 Timothy 2:7 (#6), 1 Timothy 2:7 (#7), 1 Timothy 2:7 (#8), 1 Timothy 2:7 (#9), 1 Timothy 2:7 (#10), 1 Timothy 2:7 (#11), 1 Timothy 2:8 (#1), 1 Timothy 2:8 (#2), 1 Timothy 2:8 (#3), 1 Timothy 2:8 (#4), 1 Timothy 2:8 (#5), 1 Timothy 2:8 (#6), 1 Timothy 2:8 (#7), 1 Timothy 2:9 (#1), 1 Timothy 2:9 (#2), 1 Timothy 2:9 (#3), 1 Timothy 2:9 (#4), 1 Timothy 2:9 (#5), 1 Timothy 2:9 (#6), 1 Timothy 2:10 (#1), 1 Timothy 2:10 (#2), 1 Timothy 2:10 (#3), 1 Timothy 2:10 (#4), 1 Timothy 2:11 (#1), 1 Timothy 2:11 (#2), 1 Timothy 2:11 (#3), 1 Timothy 2:11 (#4), 1 Timothy 2:11 (#5), 1 Timothy 2:11 (#6), 1 Timothy 2:11 (#7), 1 Timothy 2:12 (#1), 1 Timothy 2:12 (#2), 1 Timothy 2:12 (#3), 1 Timothy 2:12 (#4), 1 Timothy 2:12 (#5), 1 Timothy 2:12 (#6), 1 Timothy 2:12 (#7), 1 Timothy 2:12 (#8), 1 Timothy 2:13 (#1), 1 Timothy 2:13 (#2), 1 Timothy 2:13 (#3), 1 Timothy 2:13 (#4), 1 Timothy 2:14 (#1), 1 Timothy 2:14 (#2), 1 Timothy 2:14 (#3), 1 Timothy 2:14 (#4), 1 Timothy 2:15 (#1), 1 Timothy 2:15 (#2), 1 Timothy 2:15 (#3), 1 Timothy 2:15 (#4), 1 Timothy 2:15 (#5), 1 Timothy 2:15 (#6), 1 Timothy 2:15 (#7), 1 Timothy 2:15 (#8), 1 Timothy 3:1 (#1), 1 Timothy 3:1 (#2), 1 Timothy 3:1 (#3), 1 Timothy 3:1 (#4), 1 Timothy 3:1 (#5), 1 Timothy 3:1 (#6), 1 Timothy 3:2 (#1), 1 Timothy 3:2 (#2), 1 Timothy 3:2 (#3), 1 Timothy 3:2 (#4), 1 Timothy 3:3 (#1), 1 Timothy 3:3 (#2), 1 Timothy 3:3 (#3), 1 Timothy 3:3 (#4), 1 Timothy 3:4 (#1), 1 Timothy 3:4 (#2), 1 Timothy 3:4 (#3), 1 Timothy 3:5 (#1), 1 Timothy 3:5 (#2), 1 Timothy 3:5 (#3), 1 Timothy 3:5 (#4), 1 Timothy 3:5 (#5), 1 Timothy 3:5 (#6), 1 Timothy 3:6 (#1), 1 Timothy 3:6 (#2), 1 Timothy 3:6 (#3), 1 Timothy 3:6 (#4), 1 Timothy 3:6 (#5), 1 Timothy 3:6 (#6), 1 Timothy 3:7 (#1), 1 Timothy 3:7 (#2), 1 Timothy 3:7 (#3), 1 Timothy 3:7 (#4), 1 Timothy 3:7 (#5), 1 Timothy 3:7 (#6), 1 Timothy 3:7 (#7), 1 Timothy 3:8 (#1), 1 Timothy 3:8 (#2), 1 Timothy 3:8 (#3), 1 Timothy 3:9 (#1), 1 Timothy 3:9 (#2), 1 Timothy 3:9 (#3), 1 Timothy 3:9 (#4), 1 Timothy 3:9 (#5), 1 Timothy 3:10 (#1), 1 Timothy 3:10 (#2), 1 Timothy 3:10 (#3), 1 Timothy 3:10 (#4), 1 Timothy 3:11 (#1), 1 Timothy 3:11 (#2), 1 Timothy 3:12 (#1), 1 Timothy 3:12 (#2), 1 Timothy 3:12 (#3), 1 Timothy 3:12 (#4), 1 Timothy 3:12 (#5), 1 Timothy 3:13 (#1), 1 Timothy 3:13 (#2), 1 Timothy 3:13 (#3), 1 Timothy 3:13 (#4), 1 Timothy 3:13 (#5), 1 Timothy 3:13 (#6), 1 Timothy 3:14 (#1), 1 Timothy 3:14 (#2), 1 Timothy 3:14 (#3), 1 Timothy 3:14 (#4), 1 Timothy 3:14 (#5), 1 Timothy 3:15 (#1), 1 Timothy 3:15 (#2), 1 Timothy 3:15 (#3), 1 Timothy 3:15 (#4), 1 Timothy 3:15 (#5), 1 Timothy 3:15 (#6), 1 Timothy 3:15 (#7), 1 Timothy 3:15 (#8), 1 Timothy 3:15 (#9), 1 Timothy 3:15 (#10), 1 Timothy 3:16 (#1), 1 Timothy 3:16 (#2), 1 Timothy 3:16 (#3), 1 Timothy 3:16 (#4), 1 Timothy 3:16 (#5), 1 Timothy 3:16 (#6), 1 Timothy 3:16 (#7), 1 Timothy 3:16 (#8), 1 Timothy 3:16 (#9), 1 Timothy 3:16 (#10), 1 Timothy 3:16 (#11), 1 Timothy 3:16 (#12), 1 Timothy 3:16 (#13), 1 Timothy 4:1 (#1), 1 Timothy 4:1 (#2), 1 Timothy 4:1 (#3), 1 Timothy 4:1 (#4), 1 Timothy 4:1 (#5), 1 Timothy 4:1 (#6), 1 Timothy 4:1 (#7), 1 Timothy 4:1 (#8), 1 Timothy 4:1 (#9), 1 Timothy 4:2 (#1), 1 Timothy 4:2 (#2), 1 Timothy 4:2 (#3), 1 Timothy 4:2 (#4), 1 Timothy 4:2 (#5), 1 Timothy 4:3 (#1), 1 Timothy 4:3 (#2), 1 Timothy 4:3 (#3), 1 Timothy 4:3 (#4), 1 Timothy 4:3 (#5), 1 Timothy 4:4 (#1), 1 Timothy 4:4 (#2), 1 Timothy 4:4 (#3), 1 Timothy 4:4 (#4), 1 Timothy 4:4 (#5), 1 Timothy 4:5 (#1), 1 Timothy 4:5 (#2), 1 Timothy 4:5 (#3), 1 Timothy 4:5 (#4), 1 Timothy 4:5 (#5), 1 Timothy 4:6 (#1), 1 Timothy 4:6 (#2), 1 Timothy 4:6 (#3), 1 Timothy 4:6 (#4), 1 Timothy 4:6 (#5), 1 Timothy 4:6 (#6), 1 Timothy 4:6 (#7), 1 Timothy 4:6 (#8), 1 Timothy 4:6 (#9), 1 Timothy 4:6 (#10), 1 Timothy 4:6 (#11), 1 Timothy 4:7 (#1), 1 Timothy 4:7 (#2), 1 Timothy 4:7 (#3), 1 Timothy 4:7 (#4), 1 Timothy 4:7 (#5), 1 Timothy 4:7 (#6), 1 Timothy 4:8 (#1), 1 Timothy 4:8 (#2), 1 Timothy 4:8 (#3), 1 Timothy 4:8 (#4), 1 Timothy 4:8 (#5), 1 Timothy 4:8 (#6), 1 Timothy 4:8–10 (#1), 1 Timothy 4:9 (#1), 1 Timothy 4:9 (#2), 1 Timothy 4:10 (#1), 1 Timothy 4:10 (#2), 1 Timothy 4:10 (#3), 1 Timothy 4:10 (#4), 1 Timothy 4:10 (#5), 1 Timothy 4:10 (#6), 1 Timothy 4:10 (#7), 1 Timothy 4:11 (#1), 1 Timothy 4:12 (#1), 1 Timothy 4:12 (#2), 1 Timothy 4:12 (#3), 1 Timothy 4:12 (#4), 1 Timothy 4:12 (#5), 1 Timothy 4:12 (#6), 1 Timothy 4:13 (#1), 1 Timothy 4:13 (#2), 1 Timothy 4:13 (#3), 1 Timothy 4:14 (#1), 1 Timothy 4:14 (#2), 1 Timothy 4:14 (#3), 1 Timothy 4:14 (#4), 1 Timothy 4:14 (#5), 1 Timothy 4:14 (#6), 1 Timothy 4:15 (#1), 1 Timothy 4:15 (#2), 1 Timothy 4:15 (#3), 1 Timothy 4:15 (#4), 1 Timothy 4:15 (#5), 1 Timothy 4:16 (#1), 1 Timothy 4:16 (#2), 1 Timothy 4:16 (#3), 1 Timothy 5:1 (#1), 1 Timothy 5:1 (#2), 1 Timothy 5:1 (#3), 1 Timothy 5:2 (#1), 1 Timothy 5:2 (#2), 1 Timothy 5:2 (#3), 1 Timothy 5:2 (#4), 1 Timothy 5:2 (#5), 1 Timothy 5:3 (#1), 1 Timothy 5:3 (#2), 1 Timothy 5:3 (#3), 1 Timothy 5:4 (#1), 1 Timothy 5:4 (#2), 1 Timothy 5:4 (#3), 1 Timothy 5:4 (#4), 1 Timothy 5:4 (#5), 1 Timothy 5:4 (#6), 1 Timothy 5:4 (#7), 1 Timothy 5:4 (#8), 1 Timothy 5:4 (#9), 1 Timothy 5:5 (#1), 1 Timothy 5:5 (#2), 1 Timothy 5:5 (#3), 1 Timothy 5:5 (#4), 1 Timothy 5:5 (#5), 1 Timothy 5:5 (#6), 1 Timothy 5:5 (#7), 1 Timothy 5:6 (#1), 1 Timothy 5:6 (#2), 1 Timothy 5:6 (#3), 1 Timothy 5:7 (#1), 1 Timothy 5:7 (#2), 1 Timothy 5:8 (#1), 1 Timothy 5:8 (#2), 1 Timothy 5:8 (#3), 1 Timothy 5:8 (#4), 1 Timothy 5:8 (#5), 1 Timothy 5:8 (#6), 1 Timothy 5:8 (#7), 1 Timothy 5:9 (#1), 1 Timothy 5:9 (#2), 1 Timothy 5:9 (#3), 1 Timothy 5:9 (#4), 1 Timothy 5:9 (#5), 1 Timothy 5:10 (#1), 1 Timothy 5:10 (#2), 1 Timothy 5:10 (#3), 1 Timothy 5:10 (#4), 1 Timothy 5:10 (#5), 1 Timothy 5:10 (#6), 1 Timothy 5:10 (#7), 1 Timothy 5:10 (#8), 1 Timothy 5:10 (#9), 1 Timothy 5:11 (#1), 1 Timothy 5:11 (#2), 1 Timothy 5:11 (#3), 1 Timothy 5:12 (#1), 1 Timothy 5:12 (#2), 1 Timothy 5:12 (#3), 1 Timothy 5:12 (#4), 1 Timothy 5:12 (#5), 1 Timothy 5:13 (#1), 1 Timothy 5:13 (#2), 1 Timothy 5:13 (#3), 1 Timothy 5:13 (#4), 1 Timothy 5:14 (#1), 1 Timothy 5:14 (#2), 1 Timothy 5:14 (#3), 1 Timothy 5:14 (#4), 1 Timothy 5:15 (#1), 1 Timothy 5:15 (#2), 1 Timothy 5:16 (#1), 1 Timothy 5:16 (#2), 1 Timothy 5:16 (#3), 1 Timothy 5:16 (#4), 1 Timothy 5:16 (#5), 1 Timothy 5:16 (#6), 1 Timothy 5:16 (#7), 1 Timothy 5:16 (#8), 1 Timothy 5:17 (#1), 1 Timothy 5:17 (#2), 1 Timothy 5:17 (#3), 1 Timothy 5:17 (#4), 1 Timothy 5:17 (#5), 1 Timothy 5:17 (#6), 1 Timothy 5:18 (#1), 1 Timothy 5:18 (#2), 1 Timothy 5:18 (#3), 1 Timothy 5:18 (#4), 1 Timothy 5:18 (#5), 1 Timothy 5:18 (#6), 1 Timothy 5:18 (#7), 1 Timothy 5:18 (#8), 1 Timothy 5:19 (#1), 1 Timothy 5:19 (#2), 1 Timothy 5:19 (#3), 1 Timothy 5:19 (#4), 1 Timothy 5:20 (#1), 1 Timothy 5:20 (#2), 1 Timothy 5:20 (#3), 1 Timothy 5:20 (#4), 1 Timothy 5:20 (#5), 1 Timothy 5:21 (#1), 1 Timothy 5:21 (#2), 1 Timothy 5:21 (#3), 1 Timothy 5:21 (#4), 1 Timothy 5:21 (#5), 1 Timothy 5:22 (#1), 1 Timothy 5:22 (#2), 1 Timothy 5:23 (#1), 1 Timothy 5:23 (#2), 1 Timothy 5:24 (#1), 1 Timothy 5:24 (#2), 1 Timothy 5:24 (#3), 1 Timothy 5:24 (#4), 1 Timothy 5:25 (#1), 1 Timothy 5:25 (#2), 1 Timothy 5:25 (#3), 1 Timothy 5:25 (#4), 1 Timothy 6:1 (#1), 1 Timothy 6:1 (#2), 1 Timothy 6:1 (#3), 1 Timothy 6:1 (#4), 1 Timothy 6:1 (#5), 1 Timothy 6:1 (#6), 1 Timothy 6:2 (#1), 1 Timothy 6:2 (#2), 1 Timothy 6:2 (#3), 1 Timothy 6:2 (#4), 1 Timothy 6:2 (#5), 1 Timothy 6:2 (#6), 1 Timothy 6:2 (#7), 1 Timothy 6:2 (#8), 1 Timothy 6:2 (#9), 1 Timothy 6:2 (#10), 1 Timothy 6:2 (#11), 1 Timothy 6:3 (#1), 1 Timothy 6:3 (#2), 1 Timothy 6:3 (#3), 1 Timothy 6:3 (#4), 1 Timothy 6:3 (#5), 1 Timothy 6:3 (#6), 1 Timothy 6:3 (#7), 1 Timothy 6:4 (#1), 1 Timothy 6:4 (#2), 1 Timothy 6:4 (#3), 1 Timothy 6:4 (#4), 1 Timothy 6:4 (#5), 1 Timothy 6:4 (#6), 1 Timothy 6:4 (#7), 1 Timothy 6:4 (#1), 1 Timothy 6:4–5 (#1), 1 Timothy 6:5 (#1), 1 Timothy 6:5 (#2), 1 Timothy 6:5 (#3), 1 Timothy 6:5 (#4), 1 Timothy 6:5 (#5), 1 Timothy 6:5 (#6), 1 Timothy 6:5 (#7), 1 Timothy 6:6 (#1), 1 Timothy 6:6 (#2), 1 Timothy 6:6 (#3), 1 Timothy 6:7 (#1), 1 Timothy 6:7 (#2), 1 Timothy 6:7 (#3), 1 Timothy 6:7 (#4), 1 Timothy 6:7 (#5), 1 Timothy 6:7 (#6), 1 Timothy 6:8 (#1), 1 Timothy 6:8 (#2), 1 Timothy 6:8 (#3), 1 Timothy 6:8 (#4), 1 Timothy 6:9 (#1), 1 Timothy 6:9 (#2), 1 Timothy 6:9 (#3), 1 Timothy 6:9 (#4), 1 Timothy 6:9 (#5), 1 Timothy 6:9 (#6), 1 Timothy 6:9 (#7), 1 Timothy 6:9 (#8), 1 Timothy 6:9 (#9), 1 Timothy 6:10 (#1), 1 Timothy 6:10 (#2), 1 Timothy 6:10 (#3), 1 Timothy 6:10 (#4), 1 Timothy 6:10 (#5), 1 Timothy 6:10 (#6), 1 Timothy 6:10 (#7), 1 Timothy 6:10 (#8), 1 Timothy 6:10 (#9), 1 Timothy 6:10 (#10), 1 Timothy 6:10 (#11), 1 Timothy 6:11 (#1), 1 Timothy 6:11 (#2), 1 Timothy 6:11 (#3), 1 Timothy 6:11 (#4), 1 Timothy 6:11 (#5), 1 Timothy 6:12 (#1), 1 Timothy 6:12 (#2), 1 Timothy 6:12 (#3), 1 Timothy 6:12 (#4), 1 Timothy 6:12 (#5), 1 Timothy 6:12 (#6), 1 Timothy 6:12 (#7), 1 Timothy 6:12 (#8), 1 Timothy 6:12 (#9), 1 Timothy 6:12 (#10), 1 Timothy 6:12 (#11), 1 Timothy 6:13 (#1), 1 Timothy 6:13 (#2), 1 Timothy 6:13 (#3), 1 Timothy 6:13 (#4), 1 Timothy 6:14 (#1), 1 Timothy 6:14 (#2), 1 Timothy 6:14 (#3), 1 Timothy 6:14 (#4), 1 Timothy 6:14 (#5), 1 Timothy 6:14 (#6), 1 Timothy 6:15 (#1), 1 Timothy 6:15 (#2), 1 Timothy 6:15 (#3), 1 Timothy 6:15 (#4), 1 Timothy 6:15 (#5), 1 Timothy 6:16 (#1), 1 Timothy 6:16 (#2), 1 Timothy 6:16 (#3), 1 Timothy 6:16 (#4), 1 Timothy 6:16 (#5), 1 Timothy 6:16 (#6), 1 Timothy 6:17 (#1), 1 Timothy 6:17 (#2), 1 Timothy 6:17 (#3), 1 Timothy 6:17 (#4), 1 Timothy 6:17 (#5), 1 Timothy 6:17 (#6), 1 Timothy 6:17 (#7), 1 Timothy 6:17 (#8), 1 Timothy 6:18 (#1), 1 Timothy 6:18 (#2), 1 Timothy 6:18 (#3), 1 Timothy 6:19 (#1), 1 Timothy 6:19 (#2), 1 Timothy 6:19 (#3), 1 Timothy 6:19 (#4), 1 Timothy 6:19 (#5), 1 Timothy 6:19 (#6), 1 Timothy 6:20 (#1), 1 Timothy 6:20 (#2), 1 Timothy 6:20 (#3), 1 Timothy 6:20 (#4), 1 Timothy 6:20 (#5), 1 Timothy 6:21 (#1), 1 Timothy 6:21 (#2), 1 Timothy 6:21 (#3), 1 Timothy 6:21 (#4), 1 Timothy 6:21 (#5), 1 Timothy 6:21 (#6), 1 Timothy 6:21 (#7)</w:t>
       </w:r>
       <w:r>
         <w:rPr>

--- a/eng/docx/54.content.docx
+++ b/eng/docx/54.content.docx
@@ -128,19 +128,6 @@
           <w:lang w:val="en_US" w:bidi="en_US"/>
         </w:rPr>
         <w:t>1TI</w:t>
-      </w:r>
-      <w:r>
-        <w:rPr>
-          <w:lang w:val="en_US" w:bidi="en_US"/>
-        </w:rPr>
-      </w:r>
-    </w:p>
-    <w:p>
-      <w:pPr/>
-      <w:r>
-        <w:rPr>
-          <w:lang w:val="en_US" w:bidi="en_US"/>
-        </w:rPr>
       </w:r>
       <w:r>
         <w:rPr>

--- a/eng/docx/54.content.docx
+++ b/eng/docx/54.content.docx
@@ -19,7 +19,7 @@
         <w:rPr>
           <w:lang w:val="en_US" w:bidi="en_US"/>
         </w:rPr>
-        <w:t>Resource: Translation Notes (unfoldingWord)</w:t>
+        <w:t>Resource: unfoldingWord® Translation Notes</w:t>
       </w:r>
       <w:r>
         <w:rPr>
@@ -90,7 +90,7 @@
         <w:rPr>
           <w:lang w:val="en_US" w:bidi="en_US"/>
         </w:rPr>
-        <w:t>Translation Notes (unfoldingWord)</w:t>
+        <w:t>unfoldingWord® Translation Notes</w:t>
       </w:r>
     </w:p>
     <w:p>

--- a/eng/docx/54.content.docx
+++ b/eng/docx/54.content.docx
@@ -4688,6 +4688,54 @@
           <w:lang w:val="en_US" w:bidi="en_US"/>
         </w:rPr>
         <w:t>Parallelism</w:t>
+      </w:r>
+      <w:r>
+        <w:rPr>
+          <w:lang w:val="en_US" w:bidi="en_US"/>
+        </w:rPr>
+      </w:r>
+      <w:r>
+        <w:rPr>
+          <w:lang w:val="en_US" w:bidi="en_US"/>
+        </w:rPr>
+      </w:r>
+    </w:p>
+    <w:p>
+      <w:pPr/>
+      <w:r>
+        <w:rPr>
+          <w:lang w:val="en_US" w:bidi="en_US"/>
+        </w:rPr>
+      </w:r>
+    </w:p>
+    <w:p>
+      <w:pPr>
+        <w:pStyle w:val="Heading2"/>
+      </w:pPr>
+      <w:r>
+        <w:rPr>
+          <w:lang w:val="en_US" w:bidi="en_US"/>
+        </w:rPr>
+        <w:t>1 Timothy 1:7 (#4)</w:t>
+      </w:r>
+      <w:r>
+        <w:rPr>
+          <w:lang w:val="en_US" w:bidi="en_US"/>
+        </w:rPr>
+      </w:r>
+    </w:p>
+    <w:p>
+      <w:pPr/>
+      <w:r>
+        <w:rPr>
+          <w:lang w:val="en_US" w:bidi="en_US"/>
+        </w:rPr>
+      </w:r>
+      <w:r>
+        <w:rPr>
+          <w:lang w:val="en_US" w:bidi="en_US"/>
+        </w:rPr>
+        <w:t>Blank</w:t>
       </w:r>
       <w:r>
         <w:rPr>

--- a/eng/docx/54.content.docx
+++ b/eng/docx/54.content.docx
@@ -2187,7 +2187,7 @@
           <w:b/>
           <w:lang w:val="en_US" w:bidi="en_US"/>
         </w:rPr>
-        <w:t>καθὼς παρεκάλεσά σε προσμεῖναι ἐν Ἐφέσῳ, πορευόμενος εἰς Μακεδονίαν, ἵνα παραγγείλῃς τισὶν μὴ ἑτεροδιδασκαλεῖν &amp; μηδὲ προσέχειν μύθοις καὶ γενεαλογίαις ἀπεράντοις, αἵτινες ἐκζητήσεις παρέχουσι μᾶλλον ἢ οἰκονομίαν Θεοῦ, τὴν ἐν πίστει</w:t>
+        <w:t>καθὼς παρεκάλεσά σε προσμεῖναι ἐν Ἐφέσῳ, πορευόμενος εἰς Μακεδονίαν, ἵνα παραγγείλῃς τισὶν μὴ ἑτεροδιδασκαλεῖν, μηδὲ προσέχειν μύθοις καὶ γενεαλογίαις ἀπεράντοις, αἵτινες ἐκζητήσεις παρέχουσι μᾶλλον ἢ οἰκονομίαν Θεοῦ, τὴν ἐν πίστει</w:t>
       </w:r>
     </w:p>
     <w:p>
@@ -7568,7 +7568,7 @@
           <w:b/>
           <w:lang w:val="en_US" w:bidi="en_US"/>
         </w:rPr>
-        <w:t>πρότερον</w:t>
+        <w:t>τὸ πρότερον</w:t>
       </w:r>
     </w:p>
     <w:p>
@@ -11111,7 +11111,7 @@
           <w:b/>
           <w:lang w:val="en_US" w:bidi="en_US"/>
         </w:rPr>
-        <w:t>τῷ &amp; Βασιλεῖ τῶν αἰώνων, ἀφθάρτῳ, ἀοράτῳ, μόνῳ Θεῷ, τιμὴ καὶ δόξα,</w:t>
+        <w:t>τῷ &amp; Βασιλεῖ τῶν αἰώνων, ἀφθάρτῳ, ἀοράτῳ, μόνῳ Θεῷ, τιμὴ καὶ δόξα</w:t>
       </w:r>
     </w:p>
     <w:p>
@@ -14225,7 +14225,7 @@
           <w:b/>
           <w:lang w:val="en_US" w:bidi="en_US"/>
         </w:rPr>
-        <w:t>ποιεῖσθαι δεήσεις, προσευχάς, ἐντεύξεις, εὐχαριστίας,</w:t>
+        <w:t>ποιεῖσθαι δεήσεις, προσευχάς, ἐντεύξεις, εὐχαριστίας</w:t>
       </w:r>
     </w:p>
     <w:p>
@@ -24733,7 +24733,7 @@
           <w:b/>
           <w:lang w:val="en_US" w:bidi="en_US"/>
         </w:rPr>
-        <w:t>πιστὸς ὁ λόγος: εἴ τις ἐπισκοπῆς ὀρέγεται, καλοῦ ἔργου ἐπιθυμεῖ.</w:t>
+        <w:t>πιστὸς ὁ λόγος: εἴ τις ἐπισκοπῆς ὀρέγεται, καλοῦ ἔργου ἐπιθυμεῖ</w:t>
       </w:r>
     </w:p>
     <w:p>
@@ -26949,7 +26949,7 @@
           <w:b/>
           <w:lang w:val="en_US" w:bidi="en_US"/>
         </w:rPr>
-        <w:t>πῶς ἐκκλησίας Θεοῦ ἐπιμελήσεται?</w:t>
+        <w:t>πῶς ἐκκλησίας Θεοῦ ἐπιμελήσεται</w:t>
       </w:r>
     </w:p>
     <w:p>
@@ -56937,7 +56937,7 @@
           <w:b/>
           <w:lang w:val="en_US" w:bidi="en_US"/>
         </w:rPr>
-        <w:t>κατηγορίαν μὴ παραδέχου, ἐκτὸς εἰ</w:t>
+        <w:t>κατηγορίαν μὴ παραδέχου, ἐκτὸς εἰ μὴ</w:t>
       </w:r>
     </w:p>
     <w:p>
@@ -63701,7 +63701,7 @@
           <w:b/>
           <w:lang w:val="en_US" w:bidi="en_US"/>
         </w:rPr>
-        <w:t>γίνεται φθόνος, ἔρις, βλασφημίαι, ὑπόνοιαι πονηραί &amp; διαπαρατριβαὶ &amp; ἀνθρώπων</w:t>
+        <w:t>γίνεται φθόνος, ἔρις, βλασφημίαι, ὑπόνοιαι πονηραί, διαπαρατριβαὶ &amp; ἀνθρώπων</w:t>
       </w:r>
     </w:p>
     <w:p>
@@ -66913,7 +66913,7 @@
           <w:b/>
           <w:lang w:val="en_US" w:bidi="en_US"/>
         </w:rPr>
-        <w:t>ἀνθρώπους</w:t>
+        <w:t>τοὺς ἀνθρώπους</w:t>
       </w:r>
     </w:p>
     <w:p>
